--- a/downloads/student/Unit 04/Handout 04.13 - Furnishing Catalog and Budget Sheet.docx
+++ b/downloads/student/Unit 04/Handout 04.13 - Furnishing Catalog and Budget Sheet.docx
@@ -40,7 +40,7 @@
         <w:pStyle w:val="FirstParagraph"/>
       </w:pPr>
       <w:r>
-        <w:t xml:space="preserve">Every price is a realistic 2026 price for Long Island and is marked. Three columns for every item:</w:t>
+        <w:t xml:space="preserve">Every price is a realistic 2026 price for Long Island and is to be refreshed before teaching. Three columns for every item:</w:t>
       </w:r>
     </w:p>
     <w:p>
@@ -508,7 +508,7 @@
               <w:jc w:val="left"/>
             </w:pPr>
             <w:r>
-              <w:t xml:space="preserve">dash</w:t>
+              <w:t xml:space="preserve">-</w:t>
             </w:r>
           </w:p>
         </w:tc>
@@ -587,7 +587,7 @@
               <w:jc w:val="left"/>
             </w:pPr>
             <w:r>
-              <w:t xml:space="preserve">dash</w:t>
+              <w:t xml:space="preserve">-</w:t>
             </w:r>
           </w:p>
         </w:tc>
@@ -824,7 +824,7 @@
               <w:jc w:val="left"/>
             </w:pPr>
             <w:r>
-              <w:t xml:space="preserve">dash</w:t>
+              <w:t xml:space="preserve">-</w:t>
             </w:r>
           </w:p>
         </w:tc>
@@ -903,7 +903,7 @@
               <w:jc w:val="left"/>
             </w:pPr>
             <w:r>
-              <w:t xml:space="preserve">dash</w:t>
+              <w:t xml:space="preserve">-</w:t>
             </w:r>
           </w:p>
         </w:tc>
@@ -3715,7 +3715,7 @@
               <w:jc w:val="left"/>
             </w:pPr>
             <w:r>
-              <w:t xml:space="preserve">dash</w:t>
+              <w:t xml:space="preserve">-</w:t>
             </w:r>
           </w:p>
         </w:tc>
@@ -3794,7 +3794,7 @@
               <w:jc w:val="left"/>
             </w:pPr>
             <w:r>
-              <w:t xml:space="preserve">dash</w:t>
+              <w:t xml:space="preserve">-</w:t>
             </w:r>
           </w:p>
         </w:tc>
@@ -4181,7 +4181,7 @@
               <w:jc w:val="left"/>
             </w:pPr>
             <w:r>
-              <w:t xml:space="preserve">dash</w:t>
+              <w:t xml:space="preserve">-</w:t>
             </w:r>
           </w:p>
         </w:tc>
